--- a/docs/Manuale Utente MD per generazione compiti Moodle.docx
+++ b/docs/Manuale Utente MD per generazione compiti Moodle.docx
@@ -1,6 +1,6 @@
 
 <file path=word/document.xml><?xml version="1.0" encoding="utf-8"?>
-<w:document xmlns:wpc="http://schemas.microsoft.com/office/word/2010/wordprocessingCanvas" xmlns:cx="http://schemas.microsoft.com/office/drawing/2014/chartex" xmlns:cx1="http://schemas.microsoft.com/office/drawing/2015/9/8/chartex" xmlns:cx2="http://schemas.microsoft.com/office/drawing/2015/10/21/chartex" xmlns:cx3="http://schemas.microsoft.com/office/drawing/2016/5/9/chartex" xmlns:cx4="http://schemas.microsoft.com/office/drawing/2016/5/10/chartex" xmlns:cx5="http://schemas.microsoft.com/office/drawing/2016/5/11/chartex" xmlns:cx6="http://schemas.microsoft.com/office/drawing/2016/5/12/chartex" xmlns:cx7="http://schemas.microsoft.com/office/drawing/2016/5/13/chartex" xmlns:cx8="http://schemas.microsoft.com/office/drawing/2016/5/14/chartex" xmlns:mc="http://schemas.openxmlformats.org/markup-compatibility/2006" xmlns:aink="http://schemas.microsoft.com/office/drawing/2016/ink" xmlns:am3d="http://schemas.microsoft.com/office/drawing/2017/model3d" xmlns:o="urn:schemas-microsoft-com:office:office" xmlns:oel="http://schemas.microsoft.com/office/2019/extlst" xmlns:r="http://schemas.openxmlformats.org/officeDocument/2006/relationships" xmlns:m="http://schemas.openxmlformats.org/officeDocument/2006/math" xmlns:v="urn:schemas-microsoft-com:vml" xmlns:wp14="http://schemas.microsoft.com/office/word/2010/wordprocessingDrawing" xmlns:wp="http://schemas.openxmlformats.org/drawingml/2006/wordprocessingDrawing" xmlns:w10="urn:schemas-microsoft-com:office:word" xmlns:w="http://schemas.openxmlformats.org/wordprocessingml/2006/main" xmlns:w14="http://schemas.microsoft.com/office/word/2010/wordml" xmlns:w15="http://schemas.microsoft.com/office/word/2012/wordml" xmlns:w16cex="http://schemas.microsoft.com/office/word/2018/wordml/cex" xmlns:w16cid="http://schemas.microsoft.com/office/word/2016/wordml/cid" xmlns:w16="http://schemas.microsoft.com/office/word/2018/wordml" xmlns:w16du="http://schemas.microsoft.com/office/word/2023/wordml/word16du" xmlns:w16sdtdh="http://schemas.microsoft.com/office/word/2020/wordml/sdtdatahash" xmlns:w16se="http://schemas.microsoft.com/office/word/2015/wordml/symex" xmlns:wpg="http://schemas.microsoft.com/office/word/2010/wordprocessingGroup" xmlns:wpi="http://schemas.microsoft.com/office/word/2010/wordprocessingInk" xmlns:wne="http://schemas.microsoft.com/office/word/2006/wordml" xmlns:wps="http://schemas.microsoft.com/office/word/2010/wordprocessingShape" mc:Ignorable="w14 w15 w16se w16cid w16 w16cex w16sdtdh w16du wp14">
+<w:document xmlns:wpc="http://schemas.microsoft.com/office/word/2010/wordprocessingCanvas" xmlns:cx="http://schemas.microsoft.com/office/drawing/2014/chartex" xmlns:cx1="http://schemas.microsoft.com/office/drawing/2015/9/8/chartex" xmlns:cx2="http://schemas.microsoft.com/office/drawing/2015/10/21/chartex" xmlns:cx3="http://schemas.microsoft.com/office/drawing/2016/5/9/chartex" xmlns:cx4="http://schemas.microsoft.com/office/drawing/2016/5/10/chartex" xmlns:cx5="http://schemas.microsoft.com/office/drawing/2016/5/11/chartex" xmlns:cx6="http://schemas.microsoft.com/office/drawing/2016/5/12/chartex" xmlns:cx7="http://schemas.microsoft.com/office/drawing/2016/5/13/chartex" xmlns:cx8="http://schemas.microsoft.com/office/drawing/2016/5/14/chartex" xmlns:mc="http://schemas.openxmlformats.org/markup-compatibility/2006" xmlns:aink="http://schemas.microsoft.com/office/drawing/2016/ink" xmlns:am3d="http://schemas.microsoft.com/office/drawing/2017/model3d" xmlns:o="urn:schemas-microsoft-com:office:office" xmlns:oel="http://schemas.microsoft.com/office/2019/extlst" xmlns:r="http://schemas.openxmlformats.org/officeDocument/2006/relationships" xmlns:m="http://schemas.openxmlformats.org/officeDocument/2006/math" xmlns:v="urn:schemas-microsoft-com:vml" xmlns:wp14="http://schemas.microsoft.com/office/word/2010/wordprocessingDrawing" xmlns:wp="http://schemas.openxmlformats.org/drawingml/2006/wordprocessingDrawing" xmlns:w10="urn:schemas-microsoft-com:office:word" xmlns:w="http://schemas.openxmlformats.org/wordprocessingml/2006/main" xmlns:w14="http://schemas.microsoft.com/office/word/2010/wordml" xmlns:w15="http://schemas.microsoft.com/office/word/2012/wordml" xmlns:w16cex="http://schemas.microsoft.com/office/word/2018/wordml/cex" xmlns:w16cid="http://schemas.microsoft.com/office/word/2016/wordml/cid" xmlns:w16="http://schemas.microsoft.com/office/word/2018/wordml" xmlns:w16du="http://schemas.microsoft.com/office/word/2023/wordml/word16du" xmlns:w16sdtdh="http://schemas.microsoft.com/office/word/2020/wordml/sdtdatahash" xmlns:w16sdtfl="http://schemas.microsoft.com/office/word/2024/wordml/sdtformatlock" xmlns:w16se="http://schemas.microsoft.com/office/word/2015/wordml/symex" xmlns:wpg="http://schemas.microsoft.com/office/word/2010/wordprocessingGroup" xmlns:wpi="http://schemas.microsoft.com/office/word/2010/wordprocessingInk" xmlns:wne="http://schemas.microsoft.com/office/word/2006/wordml" xmlns:wps="http://schemas.microsoft.com/office/word/2010/wordprocessingShape" mc:Ignorable="w14 w15 w16se w16cid w16 w16cex w16sdtdh w16sdtfl w16du wp14">
   <w:body>
     <w:p>
       <w:pPr>
@@ -13,8 +13,30 @@
         <w:rPr>
           <w:lang w:val="it-IT"/>
         </w:rPr>
-        <w:t>Manuale Utente per la Creazione di File Markdown per Moodle</w:t>
-      </w:r>
+        <w:t xml:space="preserve">Manuale Utente per la Creazione di File </w:t>
+      </w:r>
+      <w:proofErr w:type="spellStart"/>
+      <w:r>
+        <w:rPr>
+          <w:lang w:val="it-IT"/>
+        </w:rPr>
+        <w:t>Markdown</w:t>
+      </w:r>
+      <w:proofErr w:type="spellEnd"/>
+      <w:r>
+        <w:rPr>
+          <w:lang w:val="it-IT"/>
+        </w:rPr>
+        <w:t xml:space="preserve"> per </w:t>
+      </w:r>
+      <w:proofErr w:type="spellStart"/>
+      <w:r>
+        <w:rPr>
+          <w:lang w:val="it-IT"/>
+        </w:rPr>
+        <w:t>Moodle</w:t>
+      </w:r>
+      <w:proofErr w:type="spellEnd"/>
     </w:p>
     <w:p>
       <w:pPr>
@@ -26,7 +48,35 @@
         <w:rPr>
           <w:lang w:val="it-IT"/>
         </w:rPr>
-        <w:t>Questo manuale spiega come scrivere file Markdown compatibili con lo script di generazione automatica di compiti da importare in Moodle. Il codice sorgente dello script è disponibile su GitHub al seguente indirizzo:</w:t>
+        <w:t xml:space="preserve">Questo manuale spiega come scrivere file </w:t>
+      </w:r>
+      <w:proofErr w:type="spellStart"/>
+      <w:r>
+        <w:rPr>
+          <w:lang w:val="it-IT"/>
+        </w:rPr>
+        <w:t>Markdown</w:t>
+      </w:r>
+      <w:proofErr w:type="spellEnd"/>
+      <w:r>
+        <w:rPr>
+          <w:lang w:val="it-IT"/>
+        </w:rPr>
+        <w:t xml:space="preserve"> compatibili con lo script di generazione automatica di compiti da importare in </w:t>
+      </w:r>
+      <w:proofErr w:type="spellStart"/>
+      <w:r>
+        <w:rPr>
+          <w:lang w:val="it-IT"/>
+        </w:rPr>
+        <w:t>Moodle</w:t>
+      </w:r>
+      <w:proofErr w:type="spellEnd"/>
+      <w:r>
+        <w:rPr>
+          <w:lang w:val="it-IT"/>
+        </w:rPr>
+        <w:t>. Il codice sorgente dello script è disponibile su GitHub al seguente indirizzo:</w:t>
       </w:r>
       <w:r>
         <w:rPr>
@@ -134,7 +184,21 @@
         <w:rPr>
           <w:lang w:val="it-IT"/>
         </w:rPr>
-        <w:t>2. QUESTION: Domanda di programmazione (CrownLab).</w:t>
+        <w:t>2. QUESTION: Domanda di programmazione (</w:t>
+      </w:r>
+      <w:proofErr w:type="spellStart"/>
+      <w:r>
+        <w:rPr>
+          <w:lang w:val="it-IT"/>
+        </w:rPr>
+        <w:t>CrownLab</w:t>
+      </w:r>
+      <w:proofErr w:type="spellEnd"/>
+      <w:r>
+        <w:rPr>
+          <w:lang w:val="it-IT"/>
+        </w:rPr>
+        <w:t>).</w:t>
       </w:r>
     </w:p>
     <w:p>
@@ -188,8 +252,16 @@
         <w:rPr>
           <w:lang w:val="it-IT"/>
         </w:rPr>
-        <w:t>Ogni domanda è seguita da una linea di testo che serve da “titolo”, i.e. per identificare al domanda nel deposito domande di moodle</w:t>
-      </w:r>
+        <w:t xml:space="preserve">Ogni domanda è seguita da una linea di testo che serve da “titolo”, i.e. per identificare al domanda nel deposito domande di </w:t>
+      </w:r>
+      <w:proofErr w:type="spellStart"/>
+      <w:r>
+        <w:rPr>
+          <w:lang w:val="it-IT"/>
+        </w:rPr>
+        <w:t>moodle</w:t>
+      </w:r>
+      <w:proofErr w:type="spellEnd"/>
     </w:p>
     <w:p>
       <w:pPr>
@@ -396,7 +468,21 @@
         <w:rPr>
           <w:lang w:val="it-IT"/>
         </w:rPr>
-        <w:t xml:space="preserve"> Non viene visualizzato agli studenti (compila la sezione della risposta corretta su moodle)</w:t>
+        <w:t xml:space="preserve"> Non viene visualizzato agli studenti (compila la sezione della risposta corretta su </w:t>
+      </w:r>
+      <w:proofErr w:type="spellStart"/>
+      <w:r>
+        <w:rPr>
+          <w:lang w:val="it-IT"/>
+        </w:rPr>
+        <w:t>moodle</w:t>
+      </w:r>
+      <w:proofErr w:type="spellEnd"/>
+      <w:r>
+        <w:rPr>
+          <w:lang w:val="it-IT"/>
+        </w:rPr>
+        <w:t>)</w:t>
       </w:r>
     </w:p>
     <w:p>
@@ -567,8 +653,30 @@
         <w:rPr>
           <w:lang w:val="it-IT"/>
         </w:rPr>
-        <w:t>Serve per inserire il cheatsheet per gli esami in python</w:t>
-      </w:r>
+        <w:t xml:space="preserve">Serve per inserire il </w:t>
+      </w:r>
+      <w:proofErr w:type="spellStart"/>
+      <w:r>
+        <w:rPr>
+          <w:lang w:val="it-IT"/>
+        </w:rPr>
+        <w:t>cheatsheet</w:t>
+      </w:r>
+      <w:proofErr w:type="spellEnd"/>
+      <w:r>
+        <w:rPr>
+          <w:lang w:val="it-IT"/>
+        </w:rPr>
+        <w:t xml:space="preserve"> per gli esami in </w:t>
+      </w:r>
+      <w:proofErr w:type="spellStart"/>
+      <w:r>
+        <w:rPr>
+          <w:lang w:val="it-IT"/>
+        </w:rPr>
+        <w:t>python</w:t>
+      </w:r>
+      <w:proofErr w:type="spellEnd"/>
       <w:r>
         <w:rPr>
           <w:lang w:val="it-IT"/>
@@ -613,7 +721,21 @@
         <w:rPr>
           <w:lang w:val="it-IT"/>
         </w:rPr>
-        <w:t>3. Domanda CrownLab (QUESTION)</w:t>
+        <w:t xml:space="preserve">3. Domanda </w:t>
+      </w:r>
+      <w:proofErr w:type="spellStart"/>
+      <w:r>
+        <w:rPr>
+          <w:lang w:val="it-IT"/>
+        </w:rPr>
+        <w:t>CrownLab</w:t>
+      </w:r>
+      <w:proofErr w:type="spellEnd"/>
+      <w:r>
+        <w:rPr>
+          <w:lang w:val="it-IT"/>
+        </w:rPr>
+        <w:t xml:space="preserve"> (QUESTION)</w:t>
       </w:r>
     </w:p>
     <w:p>
@@ -741,8 +863,15 @@
           <w:lang w:val="it-IT"/>
         </w:rPr>
         <w:br/>
+      </w:r>
+      <w:proofErr w:type="spellStart"/>
+      <w:r>
+        <w:rPr>
+          <w:lang w:val="it-IT"/>
+        </w:rPr>
         <w:t>mdlTxt:main.py</w:t>
       </w:r>
+      <w:proofErr w:type="spellEnd"/>
     </w:p>
     <w:p>
       <w:pPr>
@@ -763,11 +892,19 @@
           <w:lang w:val="it-IT"/>
         </w:rPr>
       </w:pPr>
-      <w:r>
-        <w:rPr>
-          <w:lang w:val="it-IT"/>
-        </w:rPr>
-        <w:t xml:space="preserve">null/stringa vuota: non consegnare (scarta contenuti istanza allo spegnimento)  </w:t>
+      <w:proofErr w:type="spellStart"/>
+      <w:r>
+        <w:rPr>
+          <w:lang w:val="it-IT"/>
+        </w:rPr>
+        <w:t>null</w:t>
+      </w:r>
+      <w:proofErr w:type="spellEnd"/>
+      <w:r>
+        <w:rPr>
+          <w:lang w:val="it-IT"/>
+        </w:rPr>
+        <w:t xml:space="preserve">/stringa vuota: non consegnare (scarta contenuti istanza allo spegnimento)  </w:t>
       </w:r>
     </w:p>
     <w:p>
@@ -776,11 +913,19 @@
           <w:lang w:val="it-IT"/>
         </w:rPr>
       </w:pPr>
-      <w:r>
-        <w:rPr>
-          <w:lang w:val="it-IT"/>
-        </w:rPr>
-        <w:t>portal: carica su consegna elaborati (com'è stato finora; notare i : a fine stringa, sono necessari)</w:t>
+      <w:proofErr w:type="spellStart"/>
+      <w:r>
+        <w:rPr>
+          <w:lang w:val="it-IT"/>
+        </w:rPr>
+        <w:t>portal</w:t>
+      </w:r>
+      <w:proofErr w:type="spellEnd"/>
+      <w:r>
+        <w:rPr>
+          <w:lang w:val="it-IT"/>
+        </w:rPr>
+        <w:t>: carica su consegna elaborati (com'è stato finora; notare i : a fine stringa, sono necessari)</w:t>
       </w:r>
       <w:r>
         <w:rPr>
@@ -807,11 +952,33 @@
           <w:lang w:val="it-IT"/>
         </w:rPr>
       </w:pPr>
-      <w:r>
-        <w:rPr>
-          <w:lang w:val="it-IT"/>
-        </w:rPr>
-        <w:t>mdlZip: carica zip su moodle (è presente un pulsante per scaricare lo zip dal report della domanda, anche qui i : fanno parte della stringa)</w:t>
+      <w:proofErr w:type="spellStart"/>
+      <w:r>
+        <w:rPr>
+          <w:lang w:val="it-IT"/>
+        </w:rPr>
+        <w:t>mdlZip</w:t>
+      </w:r>
+      <w:proofErr w:type="spellEnd"/>
+      <w:r>
+        <w:rPr>
+          <w:lang w:val="it-IT"/>
+        </w:rPr>
+        <w:t xml:space="preserve">: carica zip su </w:t>
+      </w:r>
+      <w:proofErr w:type="spellStart"/>
+      <w:r>
+        <w:rPr>
+          <w:lang w:val="it-IT"/>
+        </w:rPr>
+        <w:t>moodle</w:t>
+      </w:r>
+      <w:proofErr w:type="spellEnd"/>
+      <w:r>
+        <w:rPr>
+          <w:lang w:val="it-IT"/>
+        </w:rPr>
+        <w:t xml:space="preserve"> (è presente un pulsante per scaricare lo zip dal report della domanda, anche qui i : fanno parte della stringa)</w:t>
       </w:r>
     </w:p>
     <w:p>
@@ -820,11 +987,47 @@
           <w:lang w:val="it-IT"/>
         </w:rPr>
       </w:pPr>
-      <w:r>
-        <w:rPr>
-          <w:lang w:val="it-IT"/>
-        </w:rPr>
-        <w:t>mdlTxt:path/to/file.ext carica zip su moodle, poi renderizza il file di testo indicato prendendolo dallo zip (il pulsante di download dello zip completo sul report comunque rimane)</w:t>
+      <w:proofErr w:type="spellStart"/>
+      <w:r>
+        <w:rPr>
+          <w:lang w:val="it-IT"/>
+        </w:rPr>
+        <w:t>mdlTxt:path</w:t>
+      </w:r>
+      <w:proofErr w:type="spellEnd"/>
+      <w:r>
+        <w:rPr>
+          <w:lang w:val="it-IT"/>
+        </w:rPr>
+        <w:t>/to/</w:t>
+      </w:r>
+      <w:proofErr w:type="spellStart"/>
+      <w:r>
+        <w:rPr>
+          <w:lang w:val="it-IT"/>
+        </w:rPr>
+        <w:t>file.ext</w:t>
+      </w:r>
+      <w:proofErr w:type="spellEnd"/>
+      <w:r>
+        <w:rPr>
+          <w:lang w:val="it-IT"/>
+        </w:rPr>
+        <w:t xml:space="preserve"> carica zip su </w:t>
+      </w:r>
+      <w:proofErr w:type="spellStart"/>
+      <w:r>
+        <w:rPr>
+          <w:lang w:val="it-IT"/>
+        </w:rPr>
+        <w:t>moodle</w:t>
+      </w:r>
+      <w:proofErr w:type="spellEnd"/>
+      <w:r>
+        <w:rPr>
+          <w:lang w:val="it-IT"/>
+        </w:rPr>
+        <w:t>, poi renderizza il file di testo indicato prendendolo dallo zip (il pulsante di download dello zip completo sul report comunque rimane)</w:t>
       </w:r>
     </w:p>
     <w:p>
@@ -833,11 +1036,61 @@
           <w:lang w:val="it-IT"/>
         </w:rPr>
       </w:pPr>
-      <w:r>
-        <w:rPr>
-          <w:lang w:val="it-IT"/>
-        </w:rPr>
-        <w:t>mdlPic:path/to/file.ext carica zip su moodle, poi visualizza l'immagine indicata prendendola dallo zip (anche qui, il pulsante di download dello zip completo sul report permette il download di tutto il package arrivato dal crownlabs)</w:t>
+      <w:proofErr w:type="spellStart"/>
+      <w:r>
+        <w:rPr>
+          <w:lang w:val="it-IT"/>
+        </w:rPr>
+        <w:t>mdlPic:path</w:t>
+      </w:r>
+      <w:proofErr w:type="spellEnd"/>
+      <w:r>
+        <w:rPr>
+          <w:lang w:val="it-IT"/>
+        </w:rPr>
+        <w:t>/to/</w:t>
+      </w:r>
+      <w:proofErr w:type="spellStart"/>
+      <w:r>
+        <w:rPr>
+          <w:lang w:val="it-IT"/>
+        </w:rPr>
+        <w:t>file.ext</w:t>
+      </w:r>
+      <w:proofErr w:type="spellEnd"/>
+      <w:r>
+        <w:rPr>
+          <w:lang w:val="it-IT"/>
+        </w:rPr>
+        <w:t xml:space="preserve"> carica zip su </w:t>
+      </w:r>
+      <w:proofErr w:type="spellStart"/>
+      <w:r>
+        <w:rPr>
+          <w:lang w:val="it-IT"/>
+        </w:rPr>
+        <w:t>moodle</w:t>
+      </w:r>
+      <w:proofErr w:type="spellEnd"/>
+      <w:r>
+        <w:rPr>
+          <w:lang w:val="it-IT"/>
+        </w:rPr>
+        <w:t xml:space="preserve">, poi visualizza l'immagine indicata prendendola dallo zip (anche qui, il pulsante di download dello zip completo sul report permette il download di tutto il package arrivato dal </w:t>
+      </w:r>
+      <w:proofErr w:type="spellStart"/>
+      <w:r>
+        <w:rPr>
+          <w:lang w:val="it-IT"/>
+        </w:rPr>
+        <w:t>crownlabs</w:t>
+      </w:r>
+      <w:proofErr w:type="spellEnd"/>
+      <w:r>
+        <w:rPr>
+          <w:lang w:val="it-IT"/>
+        </w:rPr>
+        <w:t>)</w:t>
       </w:r>
     </w:p>
     <w:p>
@@ -858,7 +1111,13 @@
         <w:rPr>
           <w:lang w:val="it-IT"/>
         </w:rPr>
-        <w:t>Utilizzo del Tag ###CODE###</w:t>
+        <w:t xml:space="preserve">Utilizzo del tag </w:t>
+      </w:r>
+      <w:r>
+        <w:rPr>
+          <w:lang w:val="it-IT"/>
+        </w:rPr>
+        <w:t>###NO_MAIN###</w:t>
       </w:r>
     </w:p>
     <w:p>
@@ -871,6 +1130,73 @@
         <w:rPr>
           <w:lang w:val="it-IT"/>
         </w:rPr>
+        <w:t xml:space="preserve">il tag </w:t>
+      </w:r>
+      <w:r>
+        <w:rPr>
+          <w:lang w:val="it-IT"/>
+        </w:rPr>
+        <w:t>###NO_MAIN###</w:t>
+      </w:r>
+      <w:r>
+        <w:rPr>
+          <w:lang w:val="it-IT"/>
+        </w:rPr>
+        <w:t xml:space="preserve"> alla fine del testo di </w:t>
+      </w:r>
+      <w:proofErr w:type="spellStart"/>
+      <w:r>
+        <w:rPr>
+          <w:lang w:val="it-IT"/>
+        </w:rPr>
+        <w:t>question</w:t>
+      </w:r>
+      <w:proofErr w:type="spellEnd"/>
+      <w:r>
+        <w:rPr>
+          <w:lang w:val="it-IT"/>
+        </w:rPr>
+        <w:t xml:space="preserve"> permette di NON generare automaticamente il file main.py da inserire nello zip generato (e.g., per fare un progetto in cui si inseriscono su file separati degli esercizi </w:t>
+      </w:r>
+      <w:proofErr w:type="spellStart"/>
+      <w:r>
+        <w:rPr>
+          <w:lang w:val="it-IT"/>
+        </w:rPr>
+        <w:t>python</w:t>
+      </w:r>
+      <w:proofErr w:type="spellEnd"/>
+      <w:r>
+        <w:rPr>
+          <w:lang w:val="it-IT"/>
+        </w:rPr>
+        <w:t xml:space="preserve"> da inserire nello stesso progetto)</w:t>
+      </w:r>
+    </w:p>
+    <w:p>
+      <w:pPr>
+        <w:pStyle w:val="Titolo4"/>
+        <w:rPr>
+          <w:lang w:val="it-IT"/>
+        </w:rPr>
+      </w:pPr>
+      <w:r>
+        <w:rPr>
+          <w:lang w:val="it-IT"/>
+        </w:rPr>
+        <w:t>Utilizzo del Tag ###CODE###</w:t>
+      </w:r>
+    </w:p>
+    <w:p>
+      <w:pPr>
+        <w:rPr>
+          <w:lang w:val="it-IT"/>
+        </w:rPr>
+      </w:pPr>
+      <w:r>
+        <w:rPr>
+          <w:lang w:val="it-IT"/>
+        </w:rPr>
         <w:t xml:space="preserve">Il tag `###CODE###` </w:t>
       </w:r>
       <w:r>
@@ -883,7 +1209,21 @@
         <w:rPr>
           <w:lang w:val="it-IT"/>
         </w:rPr>
-        <w:t>consente di specificare uno stub personalizzato del main</w:t>
+        <w:t xml:space="preserve">consente di specificare uno </w:t>
+      </w:r>
+      <w:proofErr w:type="spellStart"/>
+      <w:r>
+        <w:rPr>
+          <w:lang w:val="it-IT"/>
+        </w:rPr>
+        <w:t>stub</w:t>
+      </w:r>
+      <w:proofErr w:type="spellEnd"/>
+      <w:r>
+        <w:rPr>
+          <w:lang w:val="it-IT"/>
+        </w:rPr>
+        <w:t xml:space="preserve"> personalizzato del main</w:t>
       </w:r>
       <w:r>
         <w:rPr>
@@ -980,13 +1320,46 @@
           <w:lang w:val="it-IT"/>
         </w:rPr>
         <w:br/>
-        <w:t>def main():</w:t>
+      </w:r>
+      <w:proofErr w:type="spellStart"/>
+      <w:r>
+        <w:rPr>
+          <w:lang w:val="it-IT"/>
+        </w:rPr>
+        <w:t>def</w:t>
+      </w:r>
+      <w:proofErr w:type="spellEnd"/>
+      <w:r>
+        <w:rPr>
+          <w:lang w:val="it-IT"/>
+        </w:rPr>
+        <w:t xml:space="preserve"> </w:t>
+      </w:r>
+      <w:proofErr w:type="spellStart"/>
+      <w:r>
+        <w:rPr>
+          <w:lang w:val="it-IT"/>
+        </w:rPr>
+        <w:t>main</w:t>
+      </w:r>
+      <w:proofErr w:type="spellEnd"/>
+      <w:r>
+        <w:rPr>
+          <w:lang w:val="it-IT"/>
+        </w:rPr>
+        <w:t>():</w:t>
       </w:r>
       <w:r>
         <w:rPr>
           <w:lang w:val="it-IT"/>
         </w:rPr>
         <w:br/>
+      </w:r>
+      <w:r>
+        <w:rPr>
+          <w:lang w:val="it-IT"/>
+        </w:rPr>
+        <w:lastRenderedPageBreak/>
         <w:t xml:space="preserve">    # Inserire qui la logica principale del programma</w:t>
       </w:r>
       <w:r>
@@ -995,62 +1368,6 @@
         </w:rPr>
         <w:br/>
         <w:t xml:space="preserve">    pass</w:t>
-      </w:r>
-    </w:p>
-    <w:p>
-      <w:pPr>
-        <w:pStyle w:val="Citazione"/>
-        <w:rPr>
-          <w:lang w:val="it-IT"/>
-        </w:rPr>
-      </w:pPr>
-      <w:r>
-        <w:rPr>
-          <w:lang w:val="it-IT"/>
-        </w:rPr>
-        <w:t>FILES</w:t>
-      </w:r>
-      <w:r>
-        <w:rPr>
-          <w:lang w:val="it-IT"/>
-        </w:rPr>
-        <w:br/>
-        <w:t>database.py</w:t>
-      </w:r>
-      <w:r>
-        <w:rPr>
-          <w:lang w:val="it-IT"/>
-        </w:rPr>
-        <w:br/>
-        <w:t>test_cases.txt</w:t>
-      </w:r>
-    </w:p>
-    <w:p>
-      <w:pPr>
-        <w:pStyle w:val="Titolo3"/>
-        <w:rPr>
-          <w:lang w:val="it-IT"/>
-        </w:rPr>
-      </w:pPr>
-      <w:r>
-        <w:rPr>
-          <w:lang w:val="it-IT"/>
-        </w:rPr>
-        <w:lastRenderedPageBreak/>
-        <w:t>4. Domanda a Scelta Multipla (MULTICHOICE)</w:t>
-      </w:r>
-    </w:p>
-    <w:p>
-      <w:pPr>
-        <w:rPr>
-          <w:lang w:val="it-IT"/>
-        </w:rPr>
-      </w:pPr>
-      <w:r>
-        <w:rPr>
-          <w:lang w:val="it-IT"/>
-        </w:rPr>
-        <w:t>Esempio di una domanda a scelta multipla con risposte corrette e errate:</w:t>
       </w:r>
     </w:p>
     <w:p>
@@ -1058,6 +1375,49 @@
         <w:pStyle w:val="Citazione"/>
       </w:pPr>
       <w:r>
+        <w:t>FILES</w:t>
+      </w:r>
+      <w:r>
+        <w:br/>
+        <w:t>database.py</w:t>
+      </w:r>
+      <w:r>
+        <w:br/>
+        <w:t>test_cases.txt</w:t>
+      </w:r>
+    </w:p>
+    <w:p>
+      <w:pPr>
+        <w:pStyle w:val="Titolo3"/>
+        <w:rPr>
+          <w:lang w:val="it-IT"/>
+        </w:rPr>
+      </w:pPr>
+      <w:r>
+        <w:rPr>
+          <w:lang w:val="it-IT"/>
+        </w:rPr>
+        <w:t>4. Domanda a Scelta Multipla (MULTICHOICE)</w:t>
+      </w:r>
+    </w:p>
+    <w:p>
+      <w:pPr>
+        <w:rPr>
+          <w:lang w:val="it-IT"/>
+        </w:rPr>
+      </w:pPr>
+      <w:r>
+        <w:rPr>
+          <w:lang w:val="it-IT"/>
+        </w:rPr>
+        <w:t>Esempio di una domanda a scelta multipla con risposte corrette e errate:</w:t>
+      </w:r>
+    </w:p>
+    <w:p>
+      <w:pPr>
+        <w:pStyle w:val="Citazione"/>
+      </w:pPr>
+      <w:r>
         <w:rPr>
           <w:lang w:val="it-IT"/>
         </w:rPr>
@@ -1124,7 +1484,31 @@
         <w:br/>
       </w:r>
       <w:r>
-        <w:t>0 I Set mantengono l'ordine degli elementi.</w:t>
+        <w:t xml:space="preserve">0 I Set </w:t>
+      </w:r>
+      <w:proofErr w:type="spellStart"/>
+      <w:r>
+        <w:t>mantengono</w:t>
+      </w:r>
+      <w:proofErr w:type="spellEnd"/>
+      <w:r>
+        <w:t xml:space="preserve"> </w:t>
+      </w:r>
+      <w:proofErr w:type="spellStart"/>
+      <w:r>
+        <w:t>l'ordine</w:t>
+      </w:r>
+      <w:proofErr w:type="spellEnd"/>
+      <w:r>
+        <w:t xml:space="preserve"> degli </w:t>
+      </w:r>
+      <w:proofErr w:type="spellStart"/>
+      <w:r>
+        <w:t>elementi</w:t>
+      </w:r>
+      <w:proofErr w:type="spellEnd"/>
+      <w:r>
+        <w:t>.</w:t>
       </w:r>
     </w:p>
     <w:sectPr>
@@ -1138,7 +1522,7 @@
 </file>
 
 <file path=word/numbering.xml><?xml version="1.0" encoding="utf-8"?>
-<w:numbering xmlns:wpc="http://schemas.microsoft.com/office/word/2010/wordprocessingCanvas" xmlns:cx="http://schemas.microsoft.com/office/drawing/2014/chartex" xmlns:cx1="http://schemas.microsoft.com/office/drawing/2015/9/8/chartex" xmlns:cx2="http://schemas.microsoft.com/office/drawing/2015/10/21/chartex" xmlns:cx3="http://schemas.microsoft.com/office/drawing/2016/5/9/chartex" xmlns:cx4="http://schemas.microsoft.com/office/drawing/2016/5/10/chartex" xmlns:cx5="http://schemas.microsoft.com/office/drawing/2016/5/11/chartex" xmlns:cx6="http://schemas.microsoft.com/office/drawing/2016/5/12/chartex" xmlns:cx7="http://schemas.microsoft.com/office/drawing/2016/5/13/chartex" xmlns:cx8="http://schemas.microsoft.com/office/drawing/2016/5/14/chartex" xmlns:mc="http://schemas.openxmlformats.org/markup-compatibility/2006" xmlns:aink="http://schemas.microsoft.com/office/drawing/2016/ink" xmlns:am3d="http://schemas.microsoft.com/office/drawing/2017/model3d" xmlns:o="urn:schemas-microsoft-com:office:office" xmlns:oel="http://schemas.microsoft.com/office/2019/extlst" xmlns:r="http://schemas.openxmlformats.org/officeDocument/2006/relationships" xmlns:m="http://schemas.openxmlformats.org/officeDocument/2006/math" xmlns:v="urn:schemas-microsoft-com:vml" xmlns:wp14="http://schemas.microsoft.com/office/word/2010/wordprocessingDrawing" xmlns:wp="http://schemas.openxmlformats.org/drawingml/2006/wordprocessingDrawing" xmlns:w10="urn:schemas-microsoft-com:office:word" xmlns:w="http://schemas.openxmlformats.org/wordprocessingml/2006/main" xmlns:w14="http://schemas.microsoft.com/office/word/2010/wordml" xmlns:w15="http://schemas.microsoft.com/office/word/2012/wordml" xmlns:w16cex="http://schemas.microsoft.com/office/word/2018/wordml/cex" xmlns:w16cid="http://schemas.microsoft.com/office/word/2016/wordml/cid" xmlns:w16="http://schemas.microsoft.com/office/word/2018/wordml" xmlns:w16du="http://schemas.microsoft.com/office/word/2023/wordml/word16du" xmlns:w16sdtdh="http://schemas.microsoft.com/office/word/2020/wordml/sdtdatahash" xmlns:w16se="http://schemas.microsoft.com/office/word/2015/wordml/symex" xmlns:wpg="http://schemas.microsoft.com/office/word/2010/wordprocessingGroup" xmlns:wpi="http://schemas.microsoft.com/office/word/2010/wordprocessingInk" xmlns:wne="http://schemas.microsoft.com/office/word/2006/wordml" xmlns:wps="http://schemas.microsoft.com/office/word/2010/wordprocessingShape" mc:Ignorable="w14 w15 w16se w16cid w16 w16cex w16sdtdh w16du wp14">
+<w:numbering xmlns:wpc="http://schemas.microsoft.com/office/word/2010/wordprocessingCanvas" xmlns:cx="http://schemas.microsoft.com/office/drawing/2014/chartex" xmlns:cx1="http://schemas.microsoft.com/office/drawing/2015/9/8/chartex" xmlns:cx2="http://schemas.microsoft.com/office/drawing/2015/10/21/chartex" xmlns:cx3="http://schemas.microsoft.com/office/drawing/2016/5/9/chartex" xmlns:cx4="http://schemas.microsoft.com/office/drawing/2016/5/10/chartex" xmlns:cx5="http://schemas.microsoft.com/office/drawing/2016/5/11/chartex" xmlns:cx6="http://schemas.microsoft.com/office/drawing/2016/5/12/chartex" xmlns:cx7="http://schemas.microsoft.com/office/drawing/2016/5/13/chartex" xmlns:cx8="http://schemas.microsoft.com/office/drawing/2016/5/14/chartex" xmlns:mc="http://schemas.openxmlformats.org/markup-compatibility/2006" xmlns:aink="http://schemas.microsoft.com/office/drawing/2016/ink" xmlns:am3d="http://schemas.microsoft.com/office/drawing/2017/model3d" xmlns:o="urn:schemas-microsoft-com:office:office" xmlns:oel="http://schemas.microsoft.com/office/2019/extlst" xmlns:r="http://schemas.openxmlformats.org/officeDocument/2006/relationships" xmlns:m="http://schemas.openxmlformats.org/officeDocument/2006/math" xmlns:v="urn:schemas-microsoft-com:vml" xmlns:wp14="http://schemas.microsoft.com/office/word/2010/wordprocessingDrawing" xmlns:wp="http://schemas.openxmlformats.org/drawingml/2006/wordprocessingDrawing" xmlns:w10="urn:schemas-microsoft-com:office:word" xmlns:w="http://schemas.openxmlformats.org/wordprocessingml/2006/main" xmlns:w14="http://schemas.microsoft.com/office/word/2010/wordml" xmlns:w15="http://schemas.microsoft.com/office/word/2012/wordml" xmlns:w16cex="http://schemas.microsoft.com/office/word/2018/wordml/cex" xmlns:w16cid="http://schemas.microsoft.com/office/word/2016/wordml/cid" xmlns:w16="http://schemas.microsoft.com/office/word/2018/wordml" xmlns:w16du="http://schemas.microsoft.com/office/word/2023/wordml/word16du" xmlns:w16sdtdh="http://schemas.microsoft.com/office/word/2020/wordml/sdtdatahash" xmlns:w16sdtfl="http://schemas.microsoft.com/office/word/2024/wordml/sdtformatlock" xmlns:w16se="http://schemas.microsoft.com/office/word/2015/wordml/symex" xmlns:wpg="http://schemas.microsoft.com/office/word/2010/wordprocessingGroup" xmlns:wpi="http://schemas.microsoft.com/office/word/2010/wordprocessingInk" xmlns:wne="http://schemas.microsoft.com/office/word/2006/wordml" xmlns:wps="http://schemas.microsoft.com/office/word/2010/wordprocessingShape" mc:Ignorable="w14 w15 w16se w16cid w16 w16cex w16sdtdh w16sdtfl w16du wp14">
   <w:abstractNum w:abstractNumId="0" w15:restartNumberingAfterBreak="0">
     <w:nsid w:val="FFFFFF7C"/>
     <w:multiLevelType w:val="singleLevel"/>
@@ -1344,7 +1728,7 @@
 </file>
 
 <file path=word/styles.xml><?xml version="1.0" encoding="utf-8"?>
-<w:styles xmlns:mc="http://schemas.openxmlformats.org/markup-compatibility/2006" xmlns:r="http://schemas.openxmlformats.org/officeDocument/2006/relationships" xmlns:w="http://schemas.openxmlformats.org/wordprocessingml/2006/main" xmlns:w14="http://schemas.microsoft.com/office/word/2010/wordml" xmlns:w15="http://schemas.microsoft.com/office/word/2012/wordml" xmlns:w16cex="http://schemas.microsoft.com/office/word/2018/wordml/cex" xmlns:w16cid="http://schemas.microsoft.com/office/word/2016/wordml/cid" xmlns:w16="http://schemas.microsoft.com/office/word/2018/wordml" xmlns:w16du="http://schemas.microsoft.com/office/word/2023/wordml/word16du" xmlns:w16sdtdh="http://schemas.microsoft.com/office/word/2020/wordml/sdtdatahash" xmlns:w16se="http://schemas.microsoft.com/office/word/2015/wordml/symex" mc:Ignorable="w14 w15 w16se w16cid w16 w16cex w16sdtdh w16du">
+<w:styles xmlns:mc="http://schemas.openxmlformats.org/markup-compatibility/2006" xmlns:r="http://schemas.openxmlformats.org/officeDocument/2006/relationships" xmlns:w="http://schemas.openxmlformats.org/wordprocessingml/2006/main" xmlns:w14="http://schemas.microsoft.com/office/word/2010/wordml" xmlns:w15="http://schemas.microsoft.com/office/word/2012/wordml" xmlns:w16cex="http://schemas.microsoft.com/office/word/2018/wordml/cex" xmlns:w16cid="http://schemas.microsoft.com/office/word/2016/wordml/cid" xmlns:w16="http://schemas.microsoft.com/office/word/2018/wordml" xmlns:w16du="http://schemas.microsoft.com/office/word/2023/wordml/word16du" xmlns:w16sdtdh="http://schemas.microsoft.com/office/word/2020/wordml/sdtdatahash" xmlns:w16sdtfl="http://schemas.microsoft.com/office/word/2024/wordml/sdtformatlock" xmlns:w16se="http://schemas.microsoft.com/office/word/2015/wordml/symex" mc:Ignorable="w14 w15 w16se w16cid w16 w16cex w16sdtdh w16sdtfl w16du">
   <w:docDefaults>
     <w:rPrDefault>
       <w:rPr>

--- a/docs/Manuale Utente MD per generazione compiti Moodle.docx
+++ b/docs/Manuale Utente MD per generazione compiti Moodle.docx
@@ -13,30 +13,8 @@
         <w:rPr>
           <w:lang w:val="it-IT"/>
         </w:rPr>
-        <w:t xml:space="preserve">Manuale Utente per la Creazione di File </w:t>
+        <w:t>Manuale Utente per la Creazione di File Markdown per Moodle</w:t>
       </w:r>
-      <w:proofErr w:type="spellStart"/>
-      <w:r>
-        <w:rPr>
-          <w:lang w:val="it-IT"/>
-        </w:rPr>
-        <w:t>Markdown</w:t>
-      </w:r>
-      <w:proofErr w:type="spellEnd"/>
-      <w:r>
-        <w:rPr>
-          <w:lang w:val="it-IT"/>
-        </w:rPr>
-        <w:t xml:space="preserve"> per </w:t>
-      </w:r>
-      <w:proofErr w:type="spellStart"/>
-      <w:r>
-        <w:rPr>
-          <w:lang w:val="it-IT"/>
-        </w:rPr>
-        <w:t>Moodle</w:t>
-      </w:r>
-      <w:proofErr w:type="spellEnd"/>
     </w:p>
     <w:p>
       <w:pPr>
@@ -48,35 +26,7 @@
         <w:rPr>
           <w:lang w:val="it-IT"/>
         </w:rPr>
-        <w:t xml:space="preserve">Questo manuale spiega come scrivere file </w:t>
-      </w:r>
-      <w:proofErr w:type="spellStart"/>
-      <w:r>
-        <w:rPr>
-          <w:lang w:val="it-IT"/>
-        </w:rPr>
-        <w:t>Markdown</w:t>
-      </w:r>
-      <w:proofErr w:type="spellEnd"/>
-      <w:r>
-        <w:rPr>
-          <w:lang w:val="it-IT"/>
-        </w:rPr>
-        <w:t xml:space="preserve"> compatibili con lo script di generazione automatica di compiti da importare in </w:t>
-      </w:r>
-      <w:proofErr w:type="spellStart"/>
-      <w:r>
-        <w:rPr>
-          <w:lang w:val="it-IT"/>
-        </w:rPr>
-        <w:t>Moodle</w:t>
-      </w:r>
-      <w:proofErr w:type="spellEnd"/>
-      <w:r>
-        <w:rPr>
-          <w:lang w:val="it-IT"/>
-        </w:rPr>
-        <w:t>. Il codice sorgente dello script è disponibile su GitHub al seguente indirizzo:</w:t>
+        <w:t>Questo manuale spiega come scrivere file Markdown compatibili con lo script di generazione automatica di compiti da importare in Moodle. Il codice sorgente dello script è disponibile su GitHub al seguente indirizzo:</w:t>
       </w:r>
       <w:r>
         <w:rPr>
@@ -184,21 +134,7 @@
         <w:rPr>
           <w:lang w:val="it-IT"/>
         </w:rPr>
-        <w:t>2. QUESTION: Domanda di programmazione (</w:t>
-      </w:r>
-      <w:proofErr w:type="spellStart"/>
-      <w:r>
-        <w:rPr>
-          <w:lang w:val="it-IT"/>
-        </w:rPr>
-        <w:t>CrownLab</w:t>
-      </w:r>
-      <w:proofErr w:type="spellEnd"/>
-      <w:r>
-        <w:rPr>
-          <w:lang w:val="it-IT"/>
-        </w:rPr>
-        <w:t>).</w:t>
+        <w:t>2. QUESTION: Domanda di programmazione (CrownLab).</w:t>
       </w:r>
     </w:p>
     <w:p>
@@ -252,16 +188,8 @@
         <w:rPr>
           <w:lang w:val="it-IT"/>
         </w:rPr>
-        <w:t xml:space="preserve">Ogni domanda è seguita da una linea di testo che serve da “titolo”, i.e. per identificare al domanda nel deposito domande di </w:t>
+        <w:t>Ogni domanda è seguita da una linea di testo che serve da “titolo”, i.e. per identificare al domanda nel deposito domande di moodle</w:t>
       </w:r>
-      <w:proofErr w:type="spellStart"/>
-      <w:r>
-        <w:rPr>
-          <w:lang w:val="it-IT"/>
-        </w:rPr>
-        <w:t>moodle</w:t>
-      </w:r>
-      <w:proofErr w:type="spellEnd"/>
     </w:p>
     <w:p>
       <w:pPr>
@@ -468,21 +396,7 @@
         <w:rPr>
           <w:lang w:val="it-IT"/>
         </w:rPr>
-        <w:t xml:space="preserve"> Non viene visualizzato agli studenti (compila la sezione della risposta corretta su </w:t>
-      </w:r>
-      <w:proofErr w:type="spellStart"/>
-      <w:r>
-        <w:rPr>
-          <w:lang w:val="it-IT"/>
-        </w:rPr>
-        <w:t>moodle</w:t>
-      </w:r>
-      <w:proofErr w:type="spellEnd"/>
-      <w:r>
-        <w:rPr>
-          <w:lang w:val="it-IT"/>
-        </w:rPr>
-        <w:t>)</w:t>
+        <w:t xml:space="preserve"> Non viene visualizzato agli studenti (compila la sezione della risposta corretta su moodle)</w:t>
       </w:r>
     </w:p>
     <w:p>
@@ -653,30 +567,8 @@
         <w:rPr>
           <w:lang w:val="it-IT"/>
         </w:rPr>
-        <w:t xml:space="preserve">Serve per inserire il </w:t>
+        <w:t>Serve per inserire il cheatsheet per gli esami in python</w:t>
       </w:r>
-      <w:proofErr w:type="spellStart"/>
-      <w:r>
-        <w:rPr>
-          <w:lang w:val="it-IT"/>
-        </w:rPr>
-        <w:t>cheatsheet</w:t>
-      </w:r>
-      <w:proofErr w:type="spellEnd"/>
-      <w:r>
-        <w:rPr>
-          <w:lang w:val="it-IT"/>
-        </w:rPr>
-        <w:t xml:space="preserve"> per gli esami in </w:t>
-      </w:r>
-      <w:proofErr w:type="spellStart"/>
-      <w:r>
-        <w:rPr>
-          <w:lang w:val="it-IT"/>
-        </w:rPr>
-        <w:t>python</w:t>
-      </w:r>
-      <w:proofErr w:type="spellEnd"/>
       <w:r>
         <w:rPr>
           <w:lang w:val="it-IT"/>
@@ -707,6 +599,12 @@
         <w:rPr>
           <w:lang w:val="it-IT"/>
         </w:rPr>
+        <w:t>lingua (ita o eng)</w:t>
+      </w:r>
+      <w:r>
+        <w:rPr>
+          <w:lang w:val="it-IT"/>
+        </w:rPr>
         <w:br/>
       </w:r>
     </w:p>
@@ -721,21 +619,7 @@
         <w:rPr>
           <w:lang w:val="it-IT"/>
         </w:rPr>
-        <w:t xml:space="preserve">3. Domanda </w:t>
-      </w:r>
-      <w:proofErr w:type="spellStart"/>
-      <w:r>
-        <w:rPr>
-          <w:lang w:val="it-IT"/>
-        </w:rPr>
-        <w:t>CrownLab</w:t>
-      </w:r>
-      <w:proofErr w:type="spellEnd"/>
-      <w:r>
-        <w:rPr>
-          <w:lang w:val="it-IT"/>
-        </w:rPr>
-        <w:t xml:space="preserve"> (QUESTION)</w:t>
+        <w:t>3. Domanda CrownLab (QUESTION)</w:t>
       </w:r>
     </w:p>
     <w:p>
@@ -863,15 +747,8 @@
           <w:lang w:val="it-IT"/>
         </w:rPr>
         <w:br/>
-      </w:r>
-      <w:proofErr w:type="spellStart"/>
-      <w:r>
-        <w:rPr>
-          <w:lang w:val="it-IT"/>
-        </w:rPr>
         <w:t>mdlTxt:main.py</w:t>
       </w:r>
-      <w:proofErr w:type="spellEnd"/>
     </w:p>
     <w:p>
       <w:pPr>
@@ -892,19 +769,11 @@
           <w:lang w:val="it-IT"/>
         </w:rPr>
       </w:pPr>
-      <w:proofErr w:type="spellStart"/>
       <w:r>
         <w:rPr>
           <w:lang w:val="it-IT"/>
         </w:rPr>
-        <w:t>null</w:t>
-      </w:r>
-      <w:proofErr w:type="spellEnd"/>
-      <w:r>
-        <w:rPr>
-          <w:lang w:val="it-IT"/>
-        </w:rPr>
-        <w:t xml:space="preserve">/stringa vuota: non consegnare (scarta contenuti istanza allo spegnimento)  </w:t>
+        <w:t xml:space="preserve">null/stringa vuota: non consegnare (scarta contenuti istanza allo spegnimento)  </w:t>
       </w:r>
     </w:p>
     <w:p>
@@ -913,19 +782,11 @@
           <w:lang w:val="it-IT"/>
         </w:rPr>
       </w:pPr>
-      <w:proofErr w:type="spellStart"/>
       <w:r>
         <w:rPr>
           <w:lang w:val="it-IT"/>
         </w:rPr>
-        <w:t>portal</w:t>
-      </w:r>
-      <w:proofErr w:type="spellEnd"/>
-      <w:r>
-        <w:rPr>
-          <w:lang w:val="it-IT"/>
-        </w:rPr>
-        <w:t>: carica su consegna elaborati (com'è stato finora; notare i : a fine stringa, sono necessari)</w:t>
+        <w:t>portal: carica su consegna elaborati (com'è stato finora; notare i : a fine stringa, sono necessari)</w:t>
       </w:r>
       <w:r>
         <w:rPr>
@@ -952,33 +813,11 @@
           <w:lang w:val="it-IT"/>
         </w:rPr>
       </w:pPr>
-      <w:proofErr w:type="spellStart"/>
       <w:r>
         <w:rPr>
           <w:lang w:val="it-IT"/>
         </w:rPr>
-        <w:t>mdlZip</w:t>
-      </w:r>
-      <w:proofErr w:type="spellEnd"/>
-      <w:r>
-        <w:rPr>
-          <w:lang w:val="it-IT"/>
-        </w:rPr>
-        <w:t xml:space="preserve">: carica zip su </w:t>
-      </w:r>
-      <w:proofErr w:type="spellStart"/>
-      <w:r>
-        <w:rPr>
-          <w:lang w:val="it-IT"/>
-        </w:rPr>
-        <w:t>moodle</w:t>
-      </w:r>
-      <w:proofErr w:type="spellEnd"/>
-      <w:r>
-        <w:rPr>
-          <w:lang w:val="it-IT"/>
-        </w:rPr>
-        <w:t xml:space="preserve"> (è presente un pulsante per scaricare lo zip dal report della domanda, anche qui i : fanno parte della stringa)</w:t>
+        <w:t>mdlZip: carica zip su moodle (è presente un pulsante per scaricare lo zip dal report della domanda, anche qui i : fanno parte della stringa)</w:t>
       </w:r>
     </w:p>
     <w:p>
@@ -987,47 +826,11 @@
           <w:lang w:val="it-IT"/>
         </w:rPr>
       </w:pPr>
-      <w:proofErr w:type="spellStart"/>
       <w:r>
         <w:rPr>
           <w:lang w:val="it-IT"/>
         </w:rPr>
-        <w:t>mdlTxt:path</w:t>
-      </w:r>
-      <w:proofErr w:type="spellEnd"/>
-      <w:r>
-        <w:rPr>
-          <w:lang w:val="it-IT"/>
-        </w:rPr>
-        <w:t>/to/</w:t>
-      </w:r>
-      <w:proofErr w:type="spellStart"/>
-      <w:r>
-        <w:rPr>
-          <w:lang w:val="it-IT"/>
-        </w:rPr>
-        <w:t>file.ext</w:t>
-      </w:r>
-      <w:proofErr w:type="spellEnd"/>
-      <w:r>
-        <w:rPr>
-          <w:lang w:val="it-IT"/>
-        </w:rPr>
-        <w:t xml:space="preserve"> carica zip su </w:t>
-      </w:r>
-      <w:proofErr w:type="spellStart"/>
-      <w:r>
-        <w:rPr>
-          <w:lang w:val="it-IT"/>
-        </w:rPr>
-        <w:t>moodle</w:t>
-      </w:r>
-      <w:proofErr w:type="spellEnd"/>
-      <w:r>
-        <w:rPr>
-          <w:lang w:val="it-IT"/>
-        </w:rPr>
-        <w:t>, poi renderizza il file di testo indicato prendendolo dallo zip (il pulsante di download dello zip completo sul report comunque rimane)</w:t>
+        <w:t>mdlTxt:path/to/file.ext carica zip su moodle, poi renderizza il file di testo indicato prendendolo dallo zip (il pulsante di download dello zip completo sul report comunque rimane)</w:t>
       </w:r>
     </w:p>
     <w:p>
@@ -1036,61 +839,11 @@
           <w:lang w:val="it-IT"/>
         </w:rPr>
       </w:pPr>
-      <w:proofErr w:type="spellStart"/>
       <w:r>
         <w:rPr>
           <w:lang w:val="it-IT"/>
         </w:rPr>
-        <w:t>mdlPic:path</w:t>
-      </w:r>
-      <w:proofErr w:type="spellEnd"/>
-      <w:r>
-        <w:rPr>
-          <w:lang w:val="it-IT"/>
-        </w:rPr>
-        <w:t>/to/</w:t>
-      </w:r>
-      <w:proofErr w:type="spellStart"/>
-      <w:r>
-        <w:rPr>
-          <w:lang w:val="it-IT"/>
-        </w:rPr>
-        <w:t>file.ext</w:t>
-      </w:r>
-      <w:proofErr w:type="spellEnd"/>
-      <w:r>
-        <w:rPr>
-          <w:lang w:val="it-IT"/>
-        </w:rPr>
-        <w:t xml:space="preserve"> carica zip su </w:t>
-      </w:r>
-      <w:proofErr w:type="spellStart"/>
-      <w:r>
-        <w:rPr>
-          <w:lang w:val="it-IT"/>
-        </w:rPr>
-        <w:t>moodle</w:t>
-      </w:r>
-      <w:proofErr w:type="spellEnd"/>
-      <w:r>
-        <w:rPr>
-          <w:lang w:val="it-IT"/>
-        </w:rPr>
-        <w:t xml:space="preserve">, poi visualizza l'immagine indicata prendendola dallo zip (anche qui, il pulsante di download dello zip completo sul report permette il download di tutto il package arrivato dal </w:t>
-      </w:r>
-      <w:proofErr w:type="spellStart"/>
-      <w:r>
-        <w:rPr>
-          <w:lang w:val="it-IT"/>
-        </w:rPr>
-        <w:t>crownlabs</w:t>
-      </w:r>
-      <w:proofErr w:type="spellEnd"/>
-      <w:r>
-        <w:rPr>
-          <w:lang w:val="it-IT"/>
-        </w:rPr>
-        <w:t>)</w:t>
+        <w:t>mdlPic:path/to/file.ext carica zip su moodle, poi visualizza l'immagine indicata prendendola dallo zip (anche qui, il pulsante di download dello zip completo sul report permette il download di tutto il package arrivato dal crownlabs)</w:t>
       </w:r>
     </w:p>
     <w:p>
@@ -1142,35 +895,7 @@
         <w:rPr>
           <w:lang w:val="it-IT"/>
         </w:rPr>
-        <w:t xml:space="preserve"> alla fine del testo di </w:t>
-      </w:r>
-      <w:proofErr w:type="spellStart"/>
-      <w:r>
-        <w:rPr>
-          <w:lang w:val="it-IT"/>
-        </w:rPr>
-        <w:t>question</w:t>
-      </w:r>
-      <w:proofErr w:type="spellEnd"/>
-      <w:r>
-        <w:rPr>
-          <w:lang w:val="it-IT"/>
-        </w:rPr>
-        <w:t xml:space="preserve"> permette di NON generare automaticamente il file main.py da inserire nello zip generato (e.g., per fare un progetto in cui si inseriscono su file separati degli esercizi </w:t>
-      </w:r>
-      <w:proofErr w:type="spellStart"/>
-      <w:r>
-        <w:rPr>
-          <w:lang w:val="it-IT"/>
-        </w:rPr>
-        <w:t>python</w:t>
-      </w:r>
-      <w:proofErr w:type="spellEnd"/>
-      <w:r>
-        <w:rPr>
-          <w:lang w:val="it-IT"/>
-        </w:rPr>
-        <w:t xml:space="preserve"> da inserire nello stesso progetto)</w:t>
+        <w:t xml:space="preserve"> alla fine del testo di question permette di NON generare automaticamente il file main.py da inserire nello zip generato (e.g., per fare un progetto in cui si inseriscono su file separati degli esercizi python da inserire nello stesso progetto)</w:t>
       </w:r>
     </w:p>
     <w:p>
@@ -1209,21 +934,7 @@
         <w:rPr>
           <w:lang w:val="it-IT"/>
         </w:rPr>
-        <w:t xml:space="preserve">consente di specificare uno </w:t>
-      </w:r>
-      <w:proofErr w:type="spellStart"/>
-      <w:r>
-        <w:rPr>
-          <w:lang w:val="it-IT"/>
-        </w:rPr>
-        <w:t>stub</w:t>
-      </w:r>
-      <w:proofErr w:type="spellEnd"/>
-      <w:r>
-        <w:rPr>
-          <w:lang w:val="it-IT"/>
-        </w:rPr>
-        <w:t xml:space="preserve"> personalizzato del main</w:t>
+        <w:t>consente di specificare uno stub personalizzato del main</w:t>
       </w:r>
       <w:r>
         <w:rPr>
@@ -1320,34 +1031,7 @@
           <w:lang w:val="it-IT"/>
         </w:rPr>
         <w:br/>
-      </w:r>
-      <w:proofErr w:type="spellStart"/>
-      <w:r>
-        <w:rPr>
-          <w:lang w:val="it-IT"/>
-        </w:rPr>
-        <w:t>def</w:t>
-      </w:r>
-      <w:proofErr w:type="spellEnd"/>
-      <w:r>
-        <w:rPr>
-          <w:lang w:val="it-IT"/>
-        </w:rPr>
-        <w:t xml:space="preserve"> </w:t>
-      </w:r>
-      <w:proofErr w:type="spellStart"/>
-      <w:r>
-        <w:rPr>
-          <w:lang w:val="it-IT"/>
-        </w:rPr>
-        <w:t>main</w:t>
-      </w:r>
-      <w:proofErr w:type="spellEnd"/>
-      <w:r>
-        <w:rPr>
-          <w:lang w:val="it-IT"/>
-        </w:rPr>
-        <w:t>():</w:t>
+        <w:t>def main():</w:t>
       </w:r>
       <w:r>
         <w:rPr>
@@ -1484,31 +1168,7 @@
         <w:br/>
       </w:r>
       <w:r>
-        <w:t xml:space="preserve">0 I Set </w:t>
-      </w:r>
-      <w:proofErr w:type="spellStart"/>
-      <w:r>
-        <w:t>mantengono</w:t>
-      </w:r>
-      <w:proofErr w:type="spellEnd"/>
-      <w:r>
-        <w:t xml:space="preserve"> </w:t>
-      </w:r>
-      <w:proofErr w:type="spellStart"/>
-      <w:r>
-        <w:t>l'ordine</w:t>
-      </w:r>
-      <w:proofErr w:type="spellEnd"/>
-      <w:r>
-        <w:t xml:space="preserve"> degli </w:t>
-      </w:r>
-      <w:proofErr w:type="spellStart"/>
-      <w:r>
-        <w:t>elementi</w:t>
-      </w:r>
-      <w:proofErr w:type="spellEnd"/>
-      <w:r>
-        <w:t>.</w:t>
+        <w:t>0 I Set mantengono l'ordine degli elementi.</w:t>
       </w:r>
     </w:p>
     <w:sectPr>
